--- a/24BAI70781_CN-Assignment_Odd/CN_assignment.docx
+++ b/24BAI70781_CN-Assignment_Odd/CN_assignment.docx
@@ -4,6 +4,7 @@
   <w:body>
     <w:p>
       <w:pPr>
+        <w:ind w:left="-1418" w:right="-1039"/>
         <w:jc w:val="center"/>
         <w:rPr>
           <w:b/>
@@ -15,12 +16,99 @@
       </w:pPr>
       <w:r>
         <w:rPr>
+          <w:noProof/>
+        </w:rPr>
+        <w:drawing>
+          <wp:inline distT="0" distB="0" distL="0" distR="0" wp14:anchorId="058BF07D" wp14:editId="0EAC9D29">
+            <wp:extent cx="5731510" cy="7643495"/>
+            <wp:effectExtent l="0" t="0" r="2540" b="0"/>
+            <wp:docPr id="1878240828" name="Picture 1"/>
+            <wp:cNvGraphicFramePr>
+              <a:graphicFrameLocks xmlns:a="http://schemas.openxmlformats.org/drawingml/2006/main" noChangeAspect="1"/>
+            </wp:cNvGraphicFramePr>
+            <a:graphic xmlns:a="http://schemas.openxmlformats.org/drawingml/2006/main">
+              <a:graphicData uri="http://schemas.openxmlformats.org/drawingml/2006/picture">
+                <pic:pic xmlns:pic="http://schemas.openxmlformats.org/drawingml/2006/picture">
+                  <pic:nvPicPr>
+                    <pic:cNvPr id="0" name="Picture 1"/>
+                    <pic:cNvPicPr>
+                      <a:picLocks noChangeAspect="1" noChangeArrowheads="1"/>
+                    </pic:cNvPicPr>
+                  </pic:nvPicPr>
+                  <pic:blipFill>
+                    <a:blip r:embed="rId7">
+                      <a:extLst>
+                        <a:ext uri="{28A0092B-C50C-407E-A947-70E740481C1C}">
+                          <a14:useLocalDpi xmlns:a14="http://schemas.microsoft.com/office/drawing/2010/main" val="0"/>
+                        </a:ext>
+                      </a:extLst>
+                    </a:blip>
+                    <a:srcRect/>
+                    <a:stretch>
+                      <a:fillRect/>
+                    </a:stretch>
+                  </pic:blipFill>
+                  <pic:spPr bwMode="auto">
+                    <a:xfrm>
+                      <a:off x="0" y="0"/>
+                      <a:ext cx="5731510" cy="7643495"/>
+                    </a:xfrm>
+                    <a:prstGeom prst="rect">
+                      <a:avLst/>
+                    </a:prstGeom>
+                    <a:noFill/>
+                    <a:ln>
+                      <a:noFill/>
+                    </a:ln>
+                  </pic:spPr>
+                </pic:pic>
+              </a:graphicData>
+            </a:graphic>
+          </wp:inline>
+        </w:drawing>
+      </w:r>
+    </w:p>
+    <w:p>
+      <w:pPr>
+        <w:rPr>
           <w:b/>
           <w:bCs/>
           <w:sz w:val="44"/>
           <w:szCs w:val="44"/>
           <w:lang w:val="en-US"/>
         </w:rPr>
+      </w:pPr>
+      <w:r>
+        <w:rPr>
+          <w:b/>
+          <w:bCs/>
+          <w:sz w:val="44"/>
+          <w:szCs w:val="44"/>
+          <w:lang w:val="en-US"/>
+        </w:rPr>
+        <w:br w:type="page"/>
+      </w:r>
+    </w:p>
+    <w:p>
+      <w:pPr>
+        <w:jc w:val="center"/>
+        <w:rPr>
+          <w:b/>
+          <w:bCs/>
+          <w:sz w:val="44"/>
+          <w:szCs w:val="44"/>
+          <w:lang w:val="en-US"/>
+        </w:rPr>
+      </w:pPr>
+      <w:r>
+        <w:rPr>
+          <w:b/>
+          <w:bCs/>
+          <w:sz w:val="44"/>
+          <w:szCs w:val="44"/>
+          <w:lang w:val="en-US"/>
+        </w:rPr>
+        <w:lastRenderedPageBreak/>
         <w:t>CN ASSIGNMENT</w:t>
       </w:r>
       <w:r>
@@ -322,9 +410,12 @@
           <w:szCs w:val="32"/>
           <w:lang w:val="en-US"/>
         </w:rPr>
-        <w:t>. Make sure to highlight the Networks with their network ID's.</w:t>
-      </w:r>
-      <w:r>
+        <w:t>. Make sure to highlight the Networks with their network ID's. IP Addresses should be Written in text format as well. (6 M)</w:t>
+      </w:r>
+    </w:p>
+    <w:p>
+      <w:pPr>
+        <w:ind w:left="-993"/>
         <w:rPr>
           <w:b/>
           <w:bCs/>
@@ -332,34 +423,12 @@
           <w:szCs w:val="32"/>
           <w:lang w:val="en-US"/>
         </w:rPr>
-        <w:t xml:space="preserve"> </w:t>
-      </w:r>
-      <w:r>
-        <w:rPr>
-          <w:b/>
-          <w:bCs/>
-          <w:sz w:val="32"/>
-          <w:szCs w:val="32"/>
-          <w:lang w:val="en-US"/>
-        </w:rPr>
-        <w:t>IP Addresses should be Written in text format as well. (6 M)</w:t>
-      </w:r>
-    </w:p>
-    <w:p>
-      <w:pPr>
-        <w:ind w:left="-993"/>
-        <w:rPr>
-          <w:b/>
-          <w:bCs/>
-          <w:sz w:val="32"/>
-          <w:szCs w:val="32"/>
-          <w:lang w:val="en-US"/>
-        </w:rPr>
-      </w:pPr>
-      <w:r>
-        <w:rPr>
-          <w:b/>
-          <w:bCs/>
+      </w:pPr>
+      <w:r>
+        <w:rPr>
+          <w:b/>
+          <w:bCs/>
+          <w:noProof/>
           <w:sz w:val="32"/>
           <w:szCs w:val="32"/>
           <w:lang w:val="en-US"/>
@@ -380,7 +449,7 @@
                     <pic:cNvPicPr/>
                   </pic:nvPicPr>
                   <pic:blipFill>
-                    <a:blip r:embed="rId7"/>
+                    <a:blip r:embed="rId8"/>
                     <a:stretch>
                       <a:fillRect/>
                     </a:stretch>
@@ -564,54 +633,54 @@
           <w:sz w:val="28"/>
           <w:szCs w:val="28"/>
         </w:rPr>
+        <w:t>Data Format:</w:t>
+      </w:r>
+      <w:r>
+        <w:rPr>
+          <w:sz w:val="28"/>
+          <w:szCs w:val="28"/>
+        </w:rPr>
+        <w:t xml:space="preserve"> Bits</w:t>
+      </w:r>
+      <w:r>
+        <w:rPr>
+          <w:sz w:val="28"/>
+          <w:szCs w:val="28"/>
+        </w:rPr>
+        <w:br/>
+      </w:r>
+      <w:r>
+        <w:rPr>
+          <w:b/>
+          <w:bCs/>
+          <w:sz w:val="28"/>
+          <w:szCs w:val="28"/>
+        </w:rPr>
+        <w:t>Protocols/Standards:</w:t>
+      </w:r>
+      <w:r>
+        <w:rPr>
+          <w:sz w:val="28"/>
+          <w:szCs w:val="28"/>
+        </w:rPr>
+        <w:t xml:space="preserve"> Ethernet, USB, DSL.</w:t>
+      </w:r>
+    </w:p>
+    <w:p>
+      <w:pPr>
+        <w:rPr>
+          <w:sz w:val="28"/>
+          <w:szCs w:val="28"/>
+        </w:rPr>
+      </w:pPr>
+      <w:r>
+        <w:rPr>
+          <w:b/>
+          <w:bCs/>
+          <w:sz w:val="28"/>
+          <w:szCs w:val="28"/>
+        </w:rPr>
         <w:lastRenderedPageBreak/>
-        <w:t>Data Format:</w:t>
-      </w:r>
-      <w:r>
-        <w:rPr>
-          <w:sz w:val="28"/>
-          <w:szCs w:val="28"/>
-        </w:rPr>
-        <w:t xml:space="preserve"> Bits</w:t>
-      </w:r>
-      <w:r>
-        <w:rPr>
-          <w:sz w:val="28"/>
-          <w:szCs w:val="28"/>
-        </w:rPr>
-        <w:br/>
-      </w:r>
-      <w:r>
-        <w:rPr>
-          <w:b/>
-          <w:bCs/>
-          <w:sz w:val="28"/>
-          <w:szCs w:val="28"/>
-        </w:rPr>
-        <w:t>Protocols/Standards:</w:t>
-      </w:r>
-      <w:r>
-        <w:rPr>
-          <w:sz w:val="28"/>
-          <w:szCs w:val="28"/>
-        </w:rPr>
-        <w:t xml:space="preserve"> Ethernet, USB, DSL.</w:t>
-      </w:r>
-    </w:p>
-    <w:p>
-      <w:pPr>
-        <w:rPr>
-          <w:sz w:val="28"/>
-          <w:szCs w:val="28"/>
-        </w:rPr>
-      </w:pPr>
-      <w:r>
-        <w:rPr>
-          <w:b/>
-          <w:bCs/>
-          <w:sz w:val="28"/>
-          <w:szCs w:val="28"/>
-        </w:rPr>
         <w:t>2. Data Link Layer:</w:t>
       </w:r>
       <w:r>
@@ -1057,7 +1126,6 @@
           <w:sz w:val="28"/>
           <w:szCs w:val="28"/>
         </w:rPr>
-        <w:lastRenderedPageBreak/>
         <w:t>Application → Presentation → Session → Transport → Network → Data Link → Physical</w:t>
       </w:r>
     </w:p>
@@ -1102,6 +1170,7 @@
           <w:sz w:val="28"/>
           <w:szCs w:val="28"/>
         </w:rPr>
+        <w:lastRenderedPageBreak/>
         <w:t>Error detection methods are techniques used in computer networks to detect whether the data received by the receiver is corrupted during transmission. The main error detection methods are:</w:t>
       </w:r>
     </w:p>
@@ -1374,15 +1443,7 @@
           <w:sz w:val="28"/>
           <w:szCs w:val="28"/>
         </w:rPr>
-        <w:t xml:space="preserve"> and appends the remainder (CRC) to the </w:t>
-      </w:r>
-      <w:r>
-        <w:rPr>
-          <w:sz w:val="28"/>
-          <w:szCs w:val="28"/>
-        </w:rPr>
-        <w:lastRenderedPageBreak/>
-        <w:t>data. The receiver performs the same division. If the remainder is zero, the data is considered error-free.</w:t>
+        <w:t xml:space="preserve"> and appends the remainder (CRC) to the data. The receiver performs the same division. If the remainder is zero, the data is considered error-free.</w:t>
       </w:r>
     </w:p>
     <w:p>
@@ -1490,9 +1551,9 @@
       </w:pPr>
     </w:p>
     <w:sectPr>
-      <w:headerReference w:type="default" r:id="rId8"/>
+      <w:headerReference w:type="default" r:id="rId9"/>
       <w:pgSz w:w="11906" w:h="16838"/>
-      <w:pgMar w:top="1440" w:right="1440" w:bottom="1440" w:left="1440" w:header="142" w:footer="708" w:gutter="0"/>
+      <w:pgMar w:top="0" w:right="1440" w:bottom="1440" w:left="1440" w:header="142" w:footer="708" w:gutter="0"/>
       <w:cols w:space="708"/>
       <w:docGrid w:linePitch="360"/>
     </w:sectPr>
@@ -1557,52 +1618,6 @@
       <w:pStyle w:val="Header"/>
       <w:ind w:left="-851"/>
     </w:pPr>
-    <w:r>
-      <w:rPr>
-        <w:noProof/>
-      </w:rPr>
-      <w:drawing>
-        <wp:inline distT="0" distB="0" distL="0" distR="0" wp14:anchorId="1C9CDD96" wp14:editId="5BD64D6D">
-          <wp:extent cx="2034540" cy="967740"/>
-          <wp:effectExtent l="0" t="0" r="3810" b="3810"/>
-          <wp:docPr id="948083425" name="Picture 1"/>
-          <wp:cNvGraphicFramePr>
-            <a:graphicFrameLocks xmlns:a="http://schemas.openxmlformats.org/drawingml/2006/main" noChangeAspect="1"/>
-          </wp:cNvGraphicFramePr>
-          <a:graphic xmlns:a="http://schemas.openxmlformats.org/drawingml/2006/main">
-            <a:graphicData uri="http://schemas.openxmlformats.org/drawingml/2006/picture">
-              <pic:pic xmlns:pic="http://schemas.openxmlformats.org/drawingml/2006/picture">
-                <pic:nvPicPr>
-                  <pic:cNvPr id="807664423" name="Picture 807664423"/>
-                  <pic:cNvPicPr/>
-                </pic:nvPicPr>
-                <pic:blipFill>
-                  <a:blip r:embed="rId1">
-                    <a:extLst>
-                      <a:ext uri="{28A0092B-C50C-407E-A947-70E740481C1C}">
-                        <a14:useLocalDpi xmlns:a14="http://schemas.microsoft.com/office/drawing/2010/main" val="0"/>
-                      </a:ext>
-                    </a:extLst>
-                  </a:blip>
-                  <a:stretch>
-                    <a:fillRect/>
-                  </a:stretch>
-                </pic:blipFill>
-                <pic:spPr>
-                  <a:xfrm>
-                    <a:off x="0" y="0"/>
-                    <a:ext cx="2034540" cy="967740"/>
-                  </a:xfrm>
-                  <a:prstGeom prst="rect">
-                    <a:avLst/>
-                  </a:prstGeom>
-                </pic:spPr>
-              </pic:pic>
-            </a:graphicData>
-          </a:graphic>
-        </wp:inline>
-      </w:drawing>
-    </w:r>
   </w:p>
 </w:hdr>
 </file>
@@ -2519,6 +2534,7 @@
   <w:style w:type="character" w:default="1" w:styleId="DefaultParagraphFont">
     <w:name w:val="Default Paragraph Font"/>
     <w:uiPriority w:val="1"/>
+    <w:semiHidden/>
     <w:unhideWhenUsed/>
   </w:style>
   <w:style w:type="table" w:default="1" w:styleId="TableNormal">
